--- a/writing_blobs/teksten_portfolio.docx
+++ b/writing_blobs/teksten_portfolio.docx
@@ -9,124 +9,213 @@
           <w:bCs/>
         </w:rPr>
       </w:pPr>
-      <w:proofErr w:type="spellStart"/>
-      <w:r>
-        <w:rPr>
-          <w:b/>
-          <w:bCs/>
-        </w:rPr>
-        <w:t>fase</w:t>
-      </w:r>
-      <w:proofErr w:type="spellEnd"/>
-      <w:r>
-        <w:rPr>
-          <w:b/>
-          <w:bCs/>
-        </w:rPr>
-        <w:t xml:space="preserve"> 1 - implementation, preprocessing</w:t>
-      </w:r>
-    </w:p>
-    <w:p>
-      <w:proofErr w:type="spellStart"/>
-      <w:r>
-        <w:t>NUnit</w:t>
-      </w:r>
-      <w:proofErr w:type="spellEnd"/>
-      <w:r>
-        <w:t xml:space="preserve"> was used for testing. I learnt </w:t>
-      </w:r>
-      <w:proofErr w:type="spellStart"/>
-      <w:r>
-        <w:t>NUnit</w:t>
-      </w:r>
-      <w:proofErr w:type="spellEnd"/>
-      <w:r>
-        <w:t xml:space="preserve"> even though in hindsight </w:t>
-      </w:r>
-      <w:proofErr w:type="spellStart"/>
-      <w:r>
-        <w:t>i</w:t>
-      </w:r>
-      <w:proofErr w:type="spellEnd"/>
+      <w:r>
+        <w:rPr>
+          <w:b/>
+          <w:bCs/>
+        </w:rPr>
+        <w:t>fase 1 - implementation, preprocessing</w:t>
+      </w:r>
+    </w:p>
+    <w:p>
+      <w:r>
+        <w:t xml:space="preserve">NUnit was used for testing. I learnt NUnit even though in hindsight i didnt use testing that much, but it was worth learning for the few times i did use it, namely for validation of my work. </w:t>
+      </w:r>
+    </w:p>
+    <w:p>
+      <w:r>
+        <w:t>Preprocessing , in this fase the function modifies the message to be a multiple of 512 bits in length</w:t>
+      </w:r>
+    </w:p>
+    <w:p>
+      <w:r>
+        <w:t xml:space="preserve">This is needed because </w:t>
+      </w:r>
+      <w:r>
+        <w:t xml:space="preserve">the computation fase works in steps of 512 bits </w:t>
+      </w:r>
+    </w:p>
+    <w:p>
+      <w:pPr>
+        <w:rPr>
+          <w:b/>
+          <w:bCs/>
+        </w:rPr>
+      </w:pPr>
+    </w:p>
+    <w:p>
+      <w:pPr>
+        <w:rPr>
+          <w:b/>
+          <w:bCs/>
+        </w:rPr>
+      </w:pPr>
+      <w:r>
+        <w:rPr>
+          <w:b/>
+          <w:bCs/>
+        </w:rPr>
+        <w:t>fase 2 - implementation, computation</w:t>
+      </w:r>
+    </w:p>
+    <w:p>
+      <w:pPr>
+        <w:rPr>
+          <w:b/>
+          <w:bCs/>
+        </w:rPr>
+      </w:pPr>
+    </w:p>
+    <w:p>
+      <w:pPr>
+        <w:rPr>
+          <w:b/>
+          <w:bCs/>
+        </w:rPr>
+      </w:pPr>
+    </w:p>
+    <w:p>
+      <w:pPr>
+        <w:rPr>
+          <w:b/>
+          <w:bCs/>
+        </w:rPr>
+      </w:pPr>
+      <w:r>
+        <w:rPr>
+          <w:b/>
+          <w:bCs/>
+        </w:rPr>
+        <w:t>fase 3 - application, hash table</w:t>
+      </w:r>
+    </w:p>
+    <w:p>
+      <w:r>
+        <w:br w:type="page"/>
+      </w:r>
+    </w:p>
+    <w:p>
+      <w:r>
+        <w:lastRenderedPageBreak/>
+        <w:t>My roles in this project</w:t>
+      </w:r>
+    </w:p>
+    <w:p>
+      <w:pPr>
+        <w:rPr>
+          <w:b/>
+          <w:bCs/>
+        </w:rPr>
+      </w:pPr>
+      <w:r>
+        <w:rPr>
+          <w:b/>
+          <w:bCs/>
+        </w:rPr>
+        <w:t>P</w:t>
+      </w:r>
+      <w:r>
+        <w:rPr>
+          <w:b/>
+          <w:bCs/>
+        </w:rPr>
+        <w:t>roject lead</w:t>
+      </w:r>
+    </w:p>
+    <w:p>
+      <w:pPr>
+        <w:rPr>
+          <w:b/>
+          <w:bCs/>
+        </w:rPr>
+      </w:pPr>
+      <w:r>
+        <w:rPr>
+          <w:b/>
+          <w:bCs/>
+        </w:rPr>
+        <w:t>C</w:t>
+      </w:r>
+      <w:r>
+        <w:rPr>
+          <w:b/>
+          <w:bCs/>
+        </w:rPr>
+        <w:t>ontent curator</w:t>
+      </w:r>
+    </w:p>
+    <w:p>
+      <w:pPr>
+        <w:rPr>
+          <w:b/>
+          <w:bCs/>
+        </w:rPr>
+      </w:pPr>
+      <w:r>
+        <w:rPr>
+          <w:b/>
+          <w:bCs/>
+        </w:rPr>
+        <w:t>R</w:t>
+      </w:r>
+      <w:r>
+        <w:rPr>
+          <w:b/>
+          <w:bCs/>
+        </w:rPr>
+        <w:t>elations manager</w:t>
+      </w:r>
+    </w:p>
+    <w:p>
+      <w:r>
+        <w:br/>
+      </w:r>
+      <w:r>
+        <w:br/>
+      </w:r>
+    </w:p>
+    <w:p>
+      <w:r>
+        <w:br w:type="page"/>
+      </w:r>
+    </w:p>
+    <w:p>
+      <w:pPr>
+        <w:rPr>
+          <w:b/>
+          <w:bCs/>
+        </w:rPr>
+      </w:pPr>
+      <w:r>
+        <w:rPr>
+          <w:b/>
+          <w:bCs/>
+        </w:rPr>
+        <w:lastRenderedPageBreak/>
+        <w:t>Implementation</w:t>
+      </w:r>
+    </w:p>
+    <w:p>
+      <w:hyperlink r:id="rId4" w:tgtFrame="_blank" w:history="1">
+        <w:r>
+          <w:rPr>
+            <w:rStyle w:val="Hyperlink"/>
+          </w:rPr>
+          <w:t>GITHUB</w:t>
+        </w:r>
+      </w:hyperlink>
       <w:r>
         <w:t xml:space="preserve"> </w:t>
       </w:r>
-      <w:proofErr w:type="spellStart"/>
-      <w:r>
-        <w:t>didnt</w:t>
-      </w:r>
-      <w:proofErr w:type="spellEnd"/>
-      <w:r>
-        <w:t xml:space="preserve"> use testing that much, but it was worth learning for the few times </w:t>
-      </w:r>
-      <w:proofErr w:type="spellStart"/>
-      <w:r>
-        <w:t>i</w:t>
-      </w:r>
-      <w:proofErr w:type="spellEnd"/>
-      <w:r>
-        <w:t xml:space="preserve"> did use it, namely for validation of my work. </w:t>
-      </w:r>
-    </w:p>
-    <w:p>
-      <w:r>
-        <w:t xml:space="preserve">Preprocessing , in this </w:t>
-      </w:r>
-      <w:proofErr w:type="spellStart"/>
-      <w:r>
-        <w:t>fase</w:t>
-      </w:r>
-      <w:proofErr w:type="spellEnd"/>
-      <w:r>
-        <w:t xml:space="preserve"> the function modifies the message to be a multiple of 512 bits in length</w:t>
-      </w:r>
-    </w:p>
-    <w:p>
-      <w:pPr>
-        <w:rPr>
-          <w:b/>
-          <w:bCs/>
-        </w:rPr>
-      </w:pPr>
-      <w:proofErr w:type="spellStart"/>
-      <w:r>
-        <w:rPr>
-          <w:b/>
-          <w:bCs/>
-        </w:rPr>
-        <w:t>fase</w:t>
-      </w:r>
-      <w:proofErr w:type="spellEnd"/>
-      <w:r>
-        <w:rPr>
-          <w:b/>
-          <w:bCs/>
-        </w:rPr>
-        <w:t xml:space="preserve"> 2 - implementation, computation</w:t>
-      </w:r>
-    </w:p>
-    <w:p>
-      <w:pPr>
-        <w:rPr>
-          <w:b/>
-          <w:bCs/>
-        </w:rPr>
-      </w:pPr>
-      <w:proofErr w:type="spellStart"/>
-      <w:r>
-        <w:rPr>
-          <w:b/>
-          <w:bCs/>
-        </w:rPr>
-        <w:t>fase</w:t>
-      </w:r>
-      <w:proofErr w:type="spellEnd"/>
-      <w:r>
-        <w:rPr>
-          <w:b/>
-          <w:bCs/>
-        </w:rPr>
-        <w:t xml:space="preserve"> 3 - application, hash table</w:t>
+    </w:p>
+    <w:p>
+      <w:r>
+        <w:t xml:space="preserve">the core logic as explained above, </w:t>
+      </w:r>
+    </w:p>
+    <w:p>
+      <w:r>
+        <w:br/>
       </w:r>
     </w:p>
     <w:p/>
@@ -1056,6 +1145,29 @@
       <w:spacing w:val="5"/>
     </w:rPr>
   </w:style>
+  <w:style w:type="character" w:styleId="Hyperlink">
+    <w:name w:val="Hyperlink"/>
+    <w:basedOn w:val="DefaultParagraphFont"/>
+    <w:uiPriority w:val="99"/>
+    <w:unhideWhenUsed/>
+    <w:rsid w:val="00D02095"/>
+    <w:rPr>
+      <w:color w:val="467886" w:themeColor="hyperlink"/>
+      <w:u w:val="single"/>
+    </w:rPr>
+  </w:style>
+  <w:style w:type="character" w:styleId="UnresolvedMention">
+    <w:name w:val="Unresolved Mention"/>
+    <w:basedOn w:val="DefaultParagraphFont"/>
+    <w:uiPriority w:val="99"/>
+    <w:semiHidden/>
+    <w:unhideWhenUsed/>
+    <w:rsid w:val="00D02095"/>
+    <w:rPr>
+      <w:color w:val="605E5C"/>
+      <w:shd w:val="clear" w:color="auto" w:fill="E1DFDD"/>
+    </w:rPr>
+  </w:style>
 </w:styles>
 </file>
 
